--- a/docs/دليل_التشغيل_التقني_الكامل_TIDC.docx
+++ b/docs/دليل_التشغيل_التقني_الكامل_TIDC.docx
@@ -216,7 +216,7 @@
                 <w:b w:val="0"/>
                 <w:sz w:val="18"/>
               </w:rPr>
-              <w:t>Windows 10/11 Pro أو Windows Server، مع Docker Desktop أو محرك حاويات متوافق.</w:t>
+              <w:t>Windows 10/11 Pro أو Enterprise، 64-bit، مع Docker Desktop وWSL 2. لا تستخدم Docker Desktop على Windows Server.</w:t>
             </w:r>
           </w:p>
         </w:tc>
@@ -1968,6 +1968,20 @@
         <w:t>7. خطوات التنصيب الأول</w:t>
       </w:r>
     </w:p>
+    <w:p>
+      <w:pPr>
+        <w:spacing w:after="100" w:line="276" w:lineRule="auto"/>
+        <w:jc w:val="right"/>
+        <w:bidi w:val="1"/>
+      </w:pPr>
+      <w:r>
+        <w:rPr>
+          <w:rFonts w:ascii="Arial" w:hAnsi="Arial" w:eastAsia="Arial"/>
+          <w:sz w:val="21"/>
+        </w:rPr>
+        <w:t>قبل التنصيب، يفحص مسؤول التقنية إصدار Windows عبر winver. تعمل حزمة Windows الحالية على Windows 10/11 المدعومين مع Docker Desktop وWSL 2. لا يدعم Docker Desktop إصدارات Windows Server؛ إذا كان الخادم Windows Server، يوقف المسؤول هذا المسار ويجهز خادماً افتراضياً أو جهازاً مخصصاً بنظام Linux مدعوم قبل طلب حزمة Linux منفصلة.</w:t>
+      </w:r>
+    </w:p>
     <w:tbl>
       <w:tblPr>
         <w:tblStyle w:val="TableGrid"/>
@@ -3715,7 +3729,396 @@
           <w:color w:val="0F3D5E"/>
           <w:sz w:val="32"/>
         </w:rPr>
-        <w:t>14. المراجع والوثائق المرافقة</w:t>
+        <w:t>14. البرامج المطلوبة والدعم عن بُعد</w:t>
+      </w:r>
+    </w:p>
+    <w:tbl>
+      <w:tblPr>
+        <w:tblStyle w:val="TableGrid"/>
+        <w:tblW w:type="auto" w:w="0"/>
+        <w:jc w:val="center"/>
+        <w:tblLook w:firstColumn="1" w:firstRow="1" w:lastColumn="0" w:lastRow="0" w:noHBand="0" w:noVBand="1" w:val="04A0"/>
+      </w:tblPr>
+      <w:tblGrid>
+        <w:gridCol w:w="3400"/>
+        <w:gridCol w:w="3400"/>
+        <w:gridCol w:w="3400"/>
+      </w:tblGrid>
+      <w:tr>
+        <w:tc>
+          <w:tcPr>
+            <w:tcW w:type="dxa" w:w="3400"/>
+            <w:shd w:fill="0F3D5E"/>
+            <w:vAlign w:val="center"/>
+          </w:tcPr>
+          <w:p>
+            <w:pPr>
+              <w:jc w:val="right"/>
+              <w:bidi w:val="1"/>
+            </w:pPr>
+            <w:r/>
+            <w:r>
+              <w:rPr>
+                <w:rFonts w:ascii="Arial" w:hAnsi="Arial" w:eastAsia="Arial"/>
+                <w:b/>
+                <w:color w:val="FFFFFF"/>
+                <w:sz w:val="18"/>
+              </w:rPr>
+              <w:t>الطرف</w:t>
+            </w:r>
+          </w:p>
+        </w:tc>
+        <w:tc>
+          <w:tcPr>
+            <w:tcW w:type="dxa" w:w="3400"/>
+            <w:shd w:fill="0F3D5E"/>
+            <w:vAlign w:val="center"/>
+          </w:tcPr>
+          <w:p>
+            <w:pPr>
+              <w:jc w:val="right"/>
+              <w:bidi w:val="1"/>
+            </w:pPr>
+            <w:r/>
+            <w:r>
+              <w:rPr>
+                <w:rFonts w:ascii="Arial" w:hAnsi="Arial" w:eastAsia="Arial"/>
+                <w:b/>
+                <w:color w:val="FFFFFF"/>
+                <w:sz w:val="18"/>
+              </w:rPr>
+              <w:t>البرنامج أو الأداة</w:t>
+            </w:r>
+          </w:p>
+        </w:tc>
+        <w:tc>
+          <w:tcPr>
+            <w:tcW w:type="dxa" w:w="3400"/>
+            <w:shd w:fill="0F3D5E"/>
+            <w:vAlign w:val="center"/>
+          </w:tcPr>
+          <w:p>
+            <w:pPr>
+              <w:jc w:val="right"/>
+              <w:bidi w:val="1"/>
+            </w:pPr>
+            <w:r/>
+            <w:r>
+              <w:rPr>
+                <w:rFonts w:ascii="Arial" w:hAnsi="Arial" w:eastAsia="Arial"/>
+                <w:b/>
+                <w:color w:val="FFFFFF"/>
+                <w:sz w:val="18"/>
+              </w:rPr>
+              <w:t>الضابط</w:t>
+            </w:r>
+          </w:p>
+        </w:tc>
+      </w:tr>
+      <w:tr>
+        <w:tc>
+          <w:tcPr>
+            <w:tcW w:type="dxa" w:w="3400"/>
+            <w:vAlign w:val="center"/>
+          </w:tcPr>
+          <w:p>
+            <w:pPr>
+              <w:jc w:val="right"/>
+              <w:bidi w:val="1"/>
+            </w:pPr>
+            <w:r/>
+            <w:r>
+              <w:rPr>
+                <w:rFonts w:ascii="Arial" w:hAnsi="Arial" w:eastAsia="Arial"/>
+                <w:b w:val="0"/>
+                <w:sz w:val="18"/>
+              </w:rPr>
+              <w:t>مسؤول التقنية في ليبيا</w:t>
+            </w:r>
+          </w:p>
+        </w:tc>
+        <w:tc>
+          <w:tcPr>
+            <w:tcW w:type="dxa" w:w="3400"/>
+            <w:vAlign w:val="center"/>
+          </w:tcPr>
+          <w:p>
+            <w:pPr>
+              <w:jc w:val="right"/>
+              <w:bidi w:val="1"/>
+            </w:pPr>
+            <w:r/>
+            <w:r>
+              <w:rPr>
+                <w:rFonts w:ascii="Arial" w:hAnsi="Arial" w:eastAsia="Arial"/>
+                <w:b w:val="0"/>
+                <w:sz w:val="18"/>
+              </w:rPr>
+              <w:t>Docker Desktop + WSL 2</w:t>
+            </w:r>
+          </w:p>
+        </w:tc>
+        <w:tc>
+          <w:tcPr>
+            <w:tcW w:type="dxa" w:w="3400"/>
+            <w:vAlign w:val="center"/>
+          </w:tcPr>
+          <w:p>
+            <w:pPr>
+              <w:jc w:val="right"/>
+              <w:bidi w:val="1"/>
+            </w:pPr>
+            <w:r/>
+            <w:r>
+              <w:rPr>
+                <w:rFonts w:ascii="Arial" w:hAnsi="Arial" w:eastAsia="Arial"/>
+                <w:b w:val="0"/>
+                <w:sz w:val="18"/>
+              </w:rPr>
+              <w:t>فقط عند Windows 10/11 مدعومين؛ يراجع المسؤول ترخيص Docker المؤسسي قبل استخدامه في جهة حكومية.</w:t>
+            </w:r>
+          </w:p>
+        </w:tc>
+      </w:tr>
+      <w:tr>
+        <w:tc>
+          <w:tcPr>
+            <w:tcW w:type="dxa" w:w="3400"/>
+            <w:vAlign w:val="center"/>
+          </w:tcPr>
+          <w:p>
+            <w:pPr>
+              <w:jc w:val="right"/>
+              <w:bidi w:val="1"/>
+            </w:pPr>
+            <w:r/>
+            <w:r>
+              <w:rPr>
+                <w:rFonts w:ascii="Arial" w:hAnsi="Arial" w:eastAsia="Arial"/>
+                <w:b w:val="0"/>
+                <w:sz w:val="18"/>
+              </w:rPr>
+              <w:t>مسؤول التقنية في ليبيا</w:t>
+            </w:r>
+          </w:p>
+        </w:tc>
+        <w:tc>
+          <w:tcPr>
+            <w:tcW w:type="dxa" w:w="3400"/>
+            <w:vAlign w:val="center"/>
+          </w:tcPr>
+          <w:p>
+            <w:pPr>
+              <w:jc w:val="right"/>
+              <w:bidi w:val="1"/>
+            </w:pPr>
+            <w:r/>
+            <w:r>
+              <w:rPr>
+                <w:rFonts w:ascii="Arial" w:hAnsi="Arial" w:eastAsia="Arial"/>
+                <w:b w:val="0"/>
+                <w:sz w:val="18"/>
+              </w:rPr>
+              <w:t>حزمة TIDC وMicrosoft Edge/Chrome</w:t>
+            </w:r>
+          </w:p>
+        </w:tc>
+        <w:tc>
+          <w:tcPr>
+            <w:tcW w:type="dxa" w:w="3400"/>
+            <w:vAlign w:val="center"/>
+          </w:tcPr>
+          <w:p>
+            <w:pPr>
+              <w:jc w:val="right"/>
+              <w:bidi w:val="1"/>
+            </w:pPr>
+            <w:r/>
+            <w:r>
+              <w:rPr>
+                <w:rFonts w:ascii="Arial" w:hAnsi="Arial" w:eastAsia="Arial"/>
+                <w:b w:val="0"/>
+                <w:sz w:val="18"/>
+              </w:rPr>
+              <w:t>يفك الحزمة في C:\Archiving ويشغل Install-TIDC.cmd محلياً.</w:t>
+            </w:r>
+          </w:p>
+        </w:tc>
+      </w:tr>
+      <w:tr>
+        <w:tc>
+          <w:tcPr>
+            <w:tcW w:type="dxa" w:w="3400"/>
+            <w:vAlign w:val="center"/>
+          </w:tcPr>
+          <w:p>
+            <w:pPr>
+              <w:jc w:val="right"/>
+              <w:bidi w:val="1"/>
+            </w:pPr>
+            <w:r/>
+            <w:r>
+              <w:rPr>
+                <w:rFonts w:ascii="Arial" w:hAnsi="Arial" w:eastAsia="Arial"/>
+                <w:b w:val="0"/>
+                <w:sz w:val="18"/>
+              </w:rPr>
+              <w:t>الطرفان</w:t>
+            </w:r>
+          </w:p>
+        </w:tc>
+        <w:tc>
+          <w:tcPr>
+            <w:tcW w:type="dxa" w:w="3400"/>
+            <w:vAlign w:val="center"/>
+          </w:tcPr>
+          <w:p>
+            <w:pPr>
+              <w:jc w:val="right"/>
+              <w:bidi w:val="1"/>
+            </w:pPr>
+            <w:r/>
+            <w:r>
+              <w:rPr>
+                <w:rFonts w:ascii="Arial" w:hAnsi="Arial" w:eastAsia="Arial"/>
+                <w:b w:val="0"/>
+                <w:sz w:val="18"/>
+              </w:rPr>
+              <w:t>Quick Assist (اختياري)</w:t>
+            </w:r>
+          </w:p>
+        </w:tc>
+        <w:tc>
+          <w:tcPr>
+            <w:tcW w:type="dxa" w:w="3400"/>
+            <w:vAlign w:val="center"/>
+          </w:tcPr>
+          <w:p>
+            <w:pPr>
+              <w:jc w:val="right"/>
+              <w:bidi w:val="1"/>
+            </w:pPr>
+            <w:r/>
+            <w:r>
+              <w:rPr>
+                <w:rFonts w:ascii="Arial" w:hAnsi="Arial" w:eastAsia="Arial"/>
+                <w:b w:val="0"/>
+                <w:sz w:val="18"/>
+              </w:rPr>
+              <w:t>يثبت من Microsoft Store الرسمي فقط؛ جلسة مؤقتة بموافقة المسؤول المحلي.</w:t>
+            </w:r>
+          </w:p>
+        </w:tc>
+      </w:tr>
+      <w:tr>
+        <w:tc>
+          <w:tcPr>
+            <w:tcW w:type="dxa" w:w="3400"/>
+            <w:vAlign w:val="center"/>
+          </w:tcPr>
+          <w:p>
+            <w:pPr>
+              <w:jc w:val="right"/>
+              <w:bidi w:val="1"/>
+            </w:pPr>
+            <w:r/>
+            <w:r>
+              <w:rPr>
+                <w:rFonts w:ascii="Arial" w:hAnsi="Arial" w:eastAsia="Arial"/>
+                <w:b w:val="0"/>
+                <w:sz w:val="18"/>
+              </w:rPr>
+              <w:t>المستخدمون</w:t>
+            </w:r>
+          </w:p>
+        </w:tc>
+        <w:tc>
+          <w:tcPr>
+            <w:tcW w:type="dxa" w:w="3400"/>
+            <w:vAlign w:val="center"/>
+          </w:tcPr>
+          <w:p>
+            <w:pPr>
+              <w:jc w:val="right"/>
+              <w:bidi w:val="1"/>
+            </w:pPr>
+            <w:r/>
+            <w:r>
+              <w:rPr>
+                <w:rFonts w:ascii="Arial" w:hAnsi="Arial" w:eastAsia="Arial"/>
+                <w:b w:val="0"/>
+                <w:sz w:val="18"/>
+              </w:rPr>
+              <w:t>متصفح وشهادة Caddy الجذرية</w:t>
+            </w:r>
+          </w:p>
+        </w:tc>
+        <w:tc>
+          <w:tcPr>
+            <w:tcW w:type="dxa" w:w="3400"/>
+            <w:vAlign w:val="center"/>
+          </w:tcPr>
+          <w:p>
+            <w:pPr>
+              <w:jc w:val="right"/>
+              <w:bidi w:val="1"/>
+            </w:pPr>
+            <w:r/>
+            <w:r>
+              <w:rPr>
+                <w:rFonts w:ascii="Arial" w:hAnsi="Arial" w:eastAsia="Arial"/>
+                <w:b w:val="0"/>
+                <w:sz w:val="18"/>
+              </w:rPr>
+              <w:t>لا يحتاجون MySQL أو MinIO أو Node.js أو Python أو Tesseract.</w:t>
+            </w:r>
+          </w:p>
+        </w:tc>
+      </w:tr>
+    </w:tbl>
+    <w:p/>
+    <w:p>
+      <w:pPr>
+        <w:spacing w:after="100" w:line="276" w:lineRule="auto"/>
+        <w:jc w:val="right"/>
+        <w:bidi w:val="1"/>
+      </w:pPr>
+      <w:r>
+        <w:rPr>
+          <w:rFonts w:ascii="Arial" w:hAnsi="Arial" w:eastAsia="Arial"/>
+          <w:sz w:val="21"/>
+        </w:rPr>
+        <w:t>في جلسة الدعم بين مصر وليبيا يبدأ مسؤول التقنية المحلي بمشاركة الشاشة فقط عبر Quick Assist، ثم يوافق بشكل صريح على التحكم الكامل عند الحاجة. يبقى المسؤول المحلي هو من يدخل كلمات مرور Docker وملف .env وكلمة مرور مدير النظام. لا تشارك كلمات مرور أو مفاتيح تشفير أو ملف .env. تستخدم Quick Assist HTTPS على المنفذ 443 من الطرفين ولا تحتاج فتح RDP وارد أو كشف خادم TIDC للإنترنت.</w:t>
+      </w:r>
+    </w:p>
+    <w:p>
+      <w:pPr>
+        <w:spacing w:after="100" w:line="276" w:lineRule="auto"/>
+        <w:jc w:val="right"/>
+        <w:bidi w:val="1"/>
+      </w:pPr>
+      <w:r>
+        <w:rPr>
+          <w:rFonts w:ascii="Arial" w:hAnsi="Arial" w:eastAsia="Arial"/>
+          <w:sz w:val="21"/>
+        </w:rPr>
+        <w:t>توضح الوثيقة docs/برامج_التنصيب_والدعم_عن_بعد_TIDC.md قائمة البرامج وخطوات الدعم بالتفصيل. راجع أيضاً توثيق Docker الرسمي ومتطلبات Quick Assist من Microsoft قبل التنفيذ.</w:t>
+      </w:r>
+    </w:p>
+    <w:p>
+      <w:pPr>
+        <w:spacing w:before="240" w:after="100"/>
+        <w:jc w:val="right"/>
+        <w:bidi w:val="1"/>
+      </w:pPr>
+      <w:r>
+        <w:rPr>
+          <w:rFonts w:ascii="Arial" w:hAnsi="Arial" w:eastAsia="Arial"/>
+          <w:b/>
+          <w:color w:val="0F3D5E"/>
+          <w:sz w:val="32"/>
+        </w:rPr>
+        <w:t>15. المراجع والوثائق المرافقة</w:t>
       </w:r>
     </w:p>
     <w:p>
@@ -3800,6 +4203,48 @@
           <w:sz w:val="21"/>
         </w:rPr>
         <w:t>docs/LOCAL_OCR_SERVICE.md — خدمة OCR المحلية.</w:t>
+      </w:r>
+    </w:p>
+    <w:p>
+      <w:pPr>
+        <w:pStyle w:val="ListBullet"/>
+        <w:jc w:val="right"/>
+        <w:bidi w:val="1"/>
+      </w:pPr>
+      <w:r>
+        <w:rPr>
+          <w:rFonts w:ascii="Arial" w:hAnsi="Arial" w:eastAsia="Arial"/>
+          <w:sz w:val="21"/>
+        </w:rPr>
+        <w:t>docs/برامج_التنصيب_والدعم_عن_بعد_TIDC.md — البرامج المطلوبة والدعم عن بُعد.</w:t>
+      </w:r>
+    </w:p>
+    <w:p>
+      <w:pPr>
+        <w:pStyle w:val="ListBullet"/>
+        <w:jc w:val="right"/>
+        <w:bidi w:val="1"/>
+      </w:pPr>
+      <w:r>
+        <w:rPr>
+          <w:rFonts w:ascii="Arial" w:hAnsi="Arial" w:eastAsia="Arial"/>
+          <w:sz w:val="21"/>
+        </w:rPr>
+        <w:t>Docker Desktop on Windows: https://docs.docker.com/desktop/setup/install/windows-install/</w:t>
+      </w:r>
+    </w:p>
+    <w:p>
+      <w:pPr>
+        <w:pStyle w:val="ListBullet"/>
+        <w:jc w:val="right"/>
+        <w:bidi w:val="1"/>
+      </w:pPr>
+      <w:r>
+        <w:rPr>
+          <w:rFonts w:ascii="Arial" w:hAnsi="Arial" w:eastAsia="Arial"/>
+          <w:sz w:val="21"/>
+        </w:rPr>
+        <w:t>Microsoft Quick Assist: https://learn.microsoft.com/en-us/windows/client-management/client-tools/quick-assist</w:t>
       </w:r>
     </w:p>
     <w:p>
